--- a/docx/23_Milling ERP and Integrated Business Management System - Feature Specification - Morise Holdings Limited.docx
+++ b/docx/23_Milling ERP and Integrated Business Management System - Feature Specification - Morise Holdings Limited.docx
@@ -1820,6 +1820,22 @@
         <w:t>Prepared for Morise Holdings Limited as Document 23 of the project set. The organisation of Morise Milling Ltd (company, six mill sites, twelve departments, six starter policies) is seeded in MBMS and live under the subsidiary-lifecycle capability. The milling-specific system described in Sections 2–7 is a specification and a phased backlog; it is not built. Sign-off of this specification authorises the Phase 1 scope in Section 9 when it is scheduled.</w:t>
       </w:r>
     </w:p>
+    <w:p>
+      <w:pPr>
+        <w:pStyle w:val="Heading2"/>
+      </w:pPr>
+      <w:r>
+        <w:t>Addendum (3 September 2026) — Automatic Morise e-Stamp on a Customer-Acknowledged Delivery</w:t>
+      </w:r>
+    </w:p>
+    <w:p>
+      <w:pPr>
+        <w:pStyle w:val="BodyText"/>
+      </w:pPr>
+      <w:r>
+        <w:t>Automatic Morise e-Stamp on a Customer-Acknowledged Delivery (3 September 2026): after a Morise delivery is completed, the customer confirms receipt of the goods / services in good condition through the customer portal and MBMS automatically places a Morise e-Stamp on the order's invoice (new POST .../delivery/acknowledge; new invoice stamp columns + a PDF seal; migration 20260903180000_invoice_estamp_delivery_ack); a damaged / incomplete / not-received confirmation opens a delivery exception instead. Doc 22 owns the detail. Cross-reference only for this specification.</w:t>
+      </w:r>
+    </w:p>
     <w:sectPr>
       <w:pgSz w:w="12240" w:h="15840"/>
       <w:pgMar w:top="1440" w:right="1800" w:bottom="1440" w:left="1800" w:header="720" w:footer="720" w:gutter="0"/>

--- a/docx/23_Milling ERP and Integrated Business Management System - Feature Specification - Morise Holdings Limited.docx
+++ b/docx/23_Milling ERP and Integrated Business Management System - Feature Specification - Morise Holdings Limited.docx
@@ -1836,6 +1836,22 @@
         <w:t>Automatic Morise e-Stamp on a Customer-Acknowledged Delivery (3 September 2026): after a Morise delivery is completed, the customer confirms receipt of the goods / services in good condition through the customer portal and MBMS automatically places a Morise e-Stamp on the order's invoice (new POST .../delivery/acknowledge; new invoice stamp columns + a PDF seal; migration 20260903180000_invoice_estamp_delivery_ack); a damaged / incomplete / not-received confirmation opens a delivery exception instead. Doc 22 owns the detail. Cross-reference only for this specification.</w:t>
       </w:r>
     </w:p>
+    <w:p>
+      <w:pPr>
+        <w:pStyle w:val="Heading2"/>
+      </w:pPr>
+      <w:r>
+        <w:t>Addendum (3 September 2026) — A Clear "Confirm Receipt" Button / Link for the Customer e-Stamp Confirmation</w:t>
+      </w:r>
+    </w:p>
+    <w:p>
+      <w:pPr>
+        <w:pStyle w:val="BodyText"/>
+      </w:pPr>
+      <w:r>
+        <w:t>A Clear "Confirm Receipt" Button / Link (3 September 2026): the customer's confirmation that triggers the automatic Morise e-Stamp (Update 94) is now reachable from a clear button / link - a Home-dashboard prompt, a 'Confirm receipt -&gt;' link on each pending order, and a dedicated /orders/:id/confirm page (new read GET .../orders/awaiting-confirmation). Doc 22 owns the detail; no schema or permission change. Cross-reference only for this specification.</w:t>
+      </w:r>
+    </w:p>
     <w:sectPr>
       <w:pgSz w:w="12240" w:h="15840"/>
       <w:pgMar w:top="1440" w:right="1800" w:bottom="1440" w:left="1800" w:header="720" w:footer="720" w:gutter="0"/>

--- a/docx/23_Milling ERP and Integrated Business Management System - Feature Specification - Morise Holdings Limited.docx
+++ b/docx/23_Milling ERP and Integrated Business Management System - Feature Specification - Morise Holdings Limited.docx
@@ -1852,6 +1852,22 @@
         <w:t>A Clear "Confirm Receipt" Button / Link (3 September 2026): the customer's confirmation that triggers the automatic Morise e-Stamp (Update 94) is now reachable from a clear button / link - a Home-dashboard prompt, a 'Confirm receipt -&gt;' link on each pending order, and a dedicated /orders/:id/confirm page (new read GET .../orders/awaiting-confirmation). Doc 22 owns the detail; no schema or permission change. Cross-reference only for this specification.</w:t>
       </w:r>
     </w:p>
+    <w:p>
+      <w:pPr>
+        <w:pStyle w:val="Heading2"/>
+      </w:pPr>
+      <w:r>
+        <w:t>Addendum (3 September 2026) — Confirm-Receipt Button Driven by the Order's Delivered Status</w:t>
+      </w:r>
+    </w:p>
+    <w:p>
+      <w:pPr>
+        <w:pStyle w:val="BodyText"/>
+      </w:pPr>
+      <w:r>
+        <w:t>Confirm-Receipt Button Driven by the Order's Delivered Status (3 September 2026): once an administrator marks an order delivered, the storefront shows a Confirm-receipt button; the customer's click attests good condition and generates the automatic Morise e-Stamp (Update 94). The confirmation is now tied to the order's status rather than a Morise Logistics delivery record (new order.delivered_at + customer_receipt_* columns, migration 20260903200000_order_customer_receipt). Doc 22 owns the detail; no new endpoint or permission. Cross-reference only for this specification.</w:t>
+      </w:r>
+    </w:p>
     <w:sectPr>
       <w:pgSz w:w="12240" w:h="15840"/>
       <w:pgMar w:top="1440" w:right="1800" w:bottom="1440" w:left="1800" w:header="720" w:footer="720" w:gutter="0"/>

--- a/docx/23_Milling ERP and Integrated Business Management System - Feature Specification - Morise Holdings Limited.docx
+++ b/docx/23_Milling ERP and Integrated Business Management System - Feature Specification - Morise Holdings Limited.docx
@@ -1868,6 +1868,22 @@
         <w:t>Confirm-Receipt Button Driven by the Order's Delivered Status (3 September 2026): once an administrator marks an order delivered, the storefront shows a Confirm-receipt button; the customer's click attests good condition and generates the automatic Morise e-Stamp (Update 94). The confirmation is now tied to the order's status rather than a Morise Logistics delivery record (new order.delivered_at + customer_receipt_* columns, migration 20260903200000_order_customer_receipt). Doc 22 owns the detail; no new endpoint or permission. Cross-reference only for this specification.</w:t>
       </w:r>
     </w:p>
+    <w:p>
+      <w:pPr>
+        <w:pStyle w:val="Heading2"/>
+      </w:pPr>
+      <w:r>
+        <w:t>Addendum (3 September 2026) — Social Media Publishing — Composer, Publishing Engine &amp; Status Dashboard (New Doc 24)</w:t>
+      </w:r>
+    </w:p>
+    <w:p>
+      <w:pPr>
+        <w:pStyle w:val="BodyText"/>
+      </w:pPr>
+      <w:r>
+        <w:t>Social Media Publishing - Composer, Publishing Engine &amp; Status Dashboard (New Doc 24) (3 September 2026): MBMS gains a mini Buffer / Hootsuite - write one master post, fan it out to many social media channels in one click with per-platform caption overrides, publish now or schedule, and track per-platform success / failure (new src/social-publishing module + /api/v1/social + social.post.manage / publish / viewAll permissions + migration 20260903220000_social_publishing + an admin Social Publishing screen). The platform publish is simulated in this build - no real OAuth or platform API; doc 24 records the cost / access reality and the aggregator option. Cross-reference only for this specification.</w:t>
+      </w:r>
+    </w:p>
     <w:sectPr>
       <w:pgSz w:w="12240" w:h="15840"/>
       <w:pgMar w:top="1440" w:right="1800" w:bottom="1440" w:left="1800" w:header="720" w:footer="720" w:gutter="0"/>

--- a/docx/23_Milling ERP and Integrated Business Management System - Feature Specification - Morise Holdings Limited.docx
+++ b/docx/23_Milling ERP and Integrated Business Management System - Feature Specification - Morise Holdings Limited.docx
@@ -1884,6 +1884,314 @@
         <w:t>Social Media Publishing - Composer, Publishing Engine &amp; Status Dashboard (New Doc 24) (3 September 2026): MBMS gains a mini Buffer / Hootsuite - write one master post, fan it out to many social media channels in one click with per-platform caption overrides, publish now or schedule, and track per-platform success / failure (new src/social-publishing module + /api/v1/social + social.post.manage / publish / viewAll permissions + migration 20260903220000_social_publishing + an admin Social Publishing screen). The platform publish is simulated in this build - no real OAuth or platform API; doc 24 records the cost / access reality and the aggregator option. Cross-reference only for this specification.</w:t>
       </w:r>
     </w:p>
+    <w:p>
+      <w:pPr>
+        <w:pStyle w:val="Heading2"/>
+      </w:pPr>
+      <w:r>
+        <w:t>Addendum (8 September 2026) — Product Catalogue Seeded for Morise Milling Ltd</w:t>
+      </w:r>
+    </w:p>
+    <w:p>
+      <w:pPr>
+        <w:pStyle w:val="BodyText"/>
+      </w:pPr>
+      <w:r>
+        <w:t>Morise Milling Ltd was seeded in Update 93 (3 September 2026) as a spec-stage subsidiary with six mill sites, twelve departments and zero products. An administrator asked to add its products; this addendum records the first product catalogue seeded against this specification and the resulting Admin screen changes (Implementation Status Update 98, 8 September 2026).</w:t>
+      </w:r>
+    </w:p>
+    <w:p>
+      <w:pPr>
+        <w:pStyle w:val="Heading3"/>
+      </w:pPr>
+      <w:r>
+        <w:t>Categories and items seeded</w:t>
+      </w:r>
+    </w:p>
+    <w:tbl>
+      <w:tblPr>
+        <w:tblStyle w:val="TableGrid"/>
+        <w:tblW w:type="auto" w:w="0"/>
+        <w:tblLook w:firstColumn="1" w:firstRow="1" w:lastColumn="0" w:lastRow="0" w:noHBand="0" w:noVBand="1" w:val="04A0"/>
+      </w:tblPr>
+      <w:tblGrid>
+        <w:gridCol w:w="2880"/>
+        <w:gridCol w:w="2880"/>
+        <w:gridCol w:w="2880"/>
+      </w:tblGrid>
+      <w:tr>
+        <w:tc>
+          <w:tcPr>
+            <w:tcW w:type="dxa" w:w="2880"/>
+          </w:tcPr>
+          <w:p>
+            <w:r>
+              <w:t>Category</w:t>
+            </w:r>
+          </w:p>
+        </w:tc>
+        <w:tc>
+          <w:tcPr>
+            <w:tcW w:type="dxa" w:w="2880"/>
+          </w:tcPr>
+          <w:p>
+            <w:r>
+              <w:t>Items</w:t>
+            </w:r>
+          </w:p>
+        </w:tc>
+        <w:tc>
+          <w:tcPr>
+            <w:tcW w:type="dxa" w:w="2880"/>
+          </w:tcPr>
+          <w:p>
+            <w:r>
+              <w:t>Notes</w:t>
+            </w:r>
+          </w:p>
+        </w:tc>
+      </w:tr>
+      <w:tr>
+        <w:tc>
+          <w:tcPr>
+            <w:tcW w:type="dxa" w:w="2880"/>
+          </w:tcPr>
+          <w:p>
+            <w:r>
+              <w:t>Maize Milling Products</w:t>
+            </w:r>
+          </w:p>
+        </w:tc>
+        <w:tc>
+          <w:tcPr>
+            <w:tcW w:type="dxa" w:w="2880"/>
+          </w:tcPr>
+          <w:p>
+            <w:r>
+              <w:t>5</w:t>
+            </w:r>
+          </w:p>
+        </w:tc>
+        <w:tc>
+          <w:tcPr>
+            <w:tcW w:type="dxa" w:w="2880"/>
+          </w:tcPr>
+          <w:p>
+            <w:r>
+              <w:t>Grade 1 sifted maize flour (50/25/10/2 kg) and Grade 2 whole maize meal (posho), milled at Masindi and packed at the Kampala depot.</w:t>
+            </w:r>
+          </w:p>
+        </w:tc>
+      </w:tr>
+      <w:tr>
+        <w:tc>
+          <w:tcPr>
+            <w:tcW w:type="dxa" w:w="2880"/>
+          </w:tcPr>
+          <w:p>
+            <w:r>
+              <w:t>Wheat Milling Products</w:t>
+            </w:r>
+          </w:p>
+        </w:tc>
+        <w:tc>
+          <w:tcPr>
+            <w:tcW w:type="dxa" w:w="2880"/>
+          </w:tcPr>
+          <w:p>
+            <w:r>
+              <w:t>3</w:t>
+            </w:r>
+          </w:p>
+        </w:tc>
+        <w:tc>
+          <w:tcPr>
+            <w:tcW w:type="dxa" w:w="2880"/>
+          </w:tcPr>
+          <w:p>
+            <w:r>
+              <w:t>Bakers'-grade wheat flour (50 kg), home-baking wheat flour (2 kg) and whole-wheat atta (10 kg), milled at Jinja.</w:t>
+            </w:r>
+          </w:p>
+        </w:tc>
+      </w:tr>
+      <w:tr>
+        <w:tc>
+          <w:tcPr>
+            <w:tcW w:type="dxa" w:w="2880"/>
+          </w:tcPr>
+          <w:p>
+            <w:r>
+              <w:t>Millet &amp; Sorghum Products</w:t>
+            </w:r>
+          </w:p>
+        </w:tc>
+        <w:tc>
+          <w:tcPr>
+            <w:tcW w:type="dxa" w:w="2880"/>
+          </w:tcPr>
+          <w:p>
+            <w:r>
+              <w:t>3</w:t>
+            </w:r>
+          </w:p>
+        </w:tc>
+        <w:tc>
+          <w:tcPr>
+            <w:tcW w:type="dxa" w:w="2880"/>
+          </w:tcPr>
+          <w:p>
+            <w:r>
+              <w:t>Millet flour, sorghum flour and a fortified maize/millet/soya composite porridge flour, milled at Mbale.</w:t>
+            </w:r>
+          </w:p>
+        </w:tc>
+      </w:tr>
+      <w:tr>
+        <w:tc>
+          <w:tcPr>
+            <w:tcW w:type="dxa" w:w="2880"/>
+          </w:tcPr>
+          <w:p>
+            <w:r>
+              <w:t>By-Products &amp; Animal Feed</w:t>
+            </w:r>
+          </w:p>
+        </w:tc>
+        <w:tc>
+          <w:tcPr>
+            <w:tcW w:type="dxa" w:w="2880"/>
+          </w:tcPr>
+          <w:p>
+            <w:r>
+              <w:t>4</w:t>
+            </w:r>
+          </w:p>
+        </w:tc>
+        <w:tc>
+          <w:tcPr>
+            <w:tcW w:type="dxa" w:w="2880"/>
+          </w:tcPr>
+          <w:p>
+            <w:r>
+              <w:t>Maize bran, wheat bran/pollard, maize germ and a compounded dairy meal — sold on rather than written off, per section 2.3 (by-product and rework management).</w:t>
+            </w:r>
+          </w:p>
+        </w:tc>
+      </w:tr>
+      <w:tr>
+        <w:tc>
+          <w:tcPr>
+            <w:tcW w:type="dxa" w:w="2880"/>
+          </w:tcPr>
+          <w:p>
+            <w:r>
+              <w:t>Raw Grain (Intake)</w:t>
+            </w:r>
+          </w:p>
+        </w:tc>
+        <w:tc>
+          <w:tcPr>
+            <w:tcW w:type="dxa" w:w="2880"/>
+          </w:tcPr>
+          <w:p>
+            <w:r>
+              <w:t>3</w:t>
+            </w:r>
+          </w:p>
+        </w:tc>
+        <w:tc>
+          <w:tcPr>
+            <w:tcW w:type="dxa" w:w="2880"/>
+          </w:tcPr>
+          <w:p>
+            <w:r>
+              <w:t>Graded maize, wheat and millet/sorghum grain held in the Lira, Jinja and Mbale silos — internal stock only, no storefront price; what the weighbridge books intake against (section 2.1).</w:t>
+            </w:r>
+          </w:p>
+        </w:tc>
+      </w:tr>
+      <w:tr>
+        <w:tc>
+          <w:tcPr>
+            <w:tcW w:type="dxa" w:w="2880"/>
+          </w:tcPr>
+          <w:p>
+            <w:r>
+              <w:t>Packaging Materials</w:t>
+            </w:r>
+          </w:p>
+        </w:tc>
+        <w:tc>
+          <w:tcPr>
+            <w:tcW w:type="dxa" w:w="2880"/>
+          </w:tcPr>
+          <w:p>
+            <w:r>
+              <w:t>2</w:t>
+            </w:r>
+          </w:p>
+        </w:tc>
+        <w:tc>
+          <w:tcPr>
+            <w:tcW w:type="dxa" w:w="2880"/>
+          </w:tcPr>
+          <w:p>
+            <w:r>
+              <w:t>Printed 50 kg woven polypropylene bags and printed 2 kg laminated retail packs consumed by the packaging lines (section 2.6) — internal, no storefront price.</w:t>
+            </w:r>
+          </w:p>
+        </w:tc>
+      </w:tr>
+      <w:tr>
+        <w:tc>
+          <w:tcPr>
+            <w:tcW w:type="dxa" w:w="2880"/>
+          </w:tcPr>
+          <w:p>
+            <w:r>
+              <w:t>Milling Services</w:t>
+            </w:r>
+          </w:p>
+        </w:tc>
+        <w:tc>
+          <w:tcPr>
+            <w:tcW w:type="dxa" w:w="2880"/>
+          </w:tcPr>
+          <w:p>
+            <w:r>
+              <w:t>4</w:t>
+            </w:r>
+          </w:p>
+        </w:tc>
+        <w:tc>
+          <w:tcPr>
+            <w:tcW w:type="dxa" w:w="2880"/>
+          </w:tcPr>
+          <w:p>
+            <w:r>
+              <w:t>Contract / toll milling, grain cleaning &amp; drying, silo storage and grain grading &amp; moisture testing — sold to traders and cooperatives who bring their own grain (section 2.2, section 2.3).</w:t>
+            </w:r>
+          </w:p>
+        </w:tc>
+      </w:tr>
+    </w:tbl>
+    <w:p>
+      <w:pPr>
+        <w:pStyle w:val="BodyText"/>
+      </w:pPr>
+      <w:r>
+        <w:t>Raw-grain and packaging items are seeded with no unit price, so CustomerCatalogService keeps them off the customer storefront while Admin Inventory still tracks their stock, reorder point and min/max levels. All 24 items carry trackBatches = true except the two packaging items, matching section 2.5-2.6's batch-numbered, expiry/best-before, end-to-end traceability requirement for grain-derived products.</w:t>
+      </w:r>
+    </w:p>
+    <w:p>
+      <w:pPr>
+        <w:pStyle w:val="BodyText"/>
+      </w:pPr>
+      <w:r>
+        <w:t>Product registration generalised: Product.branchId (present on the schema since 29 August 2026) can now be set through the Admin Products screen itself — CreateProductDto/UpdateProductDto gain an optional branchId validated against the product's own company, and the New Product / Edit Product forms pick company, branch and category from dropdowns fed by the company's own organisation data, rather than a pasted company UUID.</w:t>
+      </w:r>
+    </w:p>
     <w:sectPr>
       <w:pgSz w:w="12240" w:h="15840"/>
       <w:pgMar w:top="1440" w:right="1800" w:bottom="1440" w:left="1800" w:header="720" w:footer="720" w:gutter="0"/>

--- a/docx/23_Milling ERP and Integrated Business Management System - Feature Specification - Morise Holdings Limited.docx
+++ b/docx/23_Milling ERP and Integrated Business Management System - Feature Specification - Morise Holdings Limited.docx
@@ -2192,6 +2192,22 @@
         <w:t>Product registration generalised: Product.branchId (present on the schema since 29 August 2026) can now be set through the Admin Products screen itself — CreateProductDto/UpdateProductDto gain an optional branchId validated against the product's own company, and the New Product / Edit Product forms pick company, branch and category from dropdowns fed by the company's own organisation data, rather than a pasted company UUID.</w:t>
       </w:r>
     </w:p>
+    <w:p>
+      <w:pPr>
+        <w:pStyle w:val="Heading2"/>
+      </w:pPr>
+      <w:r>
+        <w:t>Addendum (9 September 2026) — Morise Research &amp; Consultancy Ltd — Seventh Subsidiary (Doc 25)</w:t>
+      </w:r>
+    </w:p>
+    <w:p>
+      <w:pPr>
+        <w:pStyle w:val="BodyText"/>
+      </w:pPr>
+      <w:r>
+        <w:t>Morise Research &amp; Consultancy Ltd — Seventh Subsidiary (Doc 25) (9 September 2026): see docx/25 for the new Morise Research &amp; Consultancy Ltd subsidiary (five field offices, twelve departments, six starter policies) and the RC-MIS feature specification restating the client's research-and-consultancy requirements (Implementation Status Update 99).</w:t>
+      </w:r>
+    </w:p>
     <w:sectPr>
       <w:pgSz w:w="12240" w:h="15840"/>
       <w:pgMar w:top="1440" w:right="1800" w:bottom="1440" w:left="1800" w:header="720" w:footer="720" w:gutter="0"/>

--- a/docx/23_Milling ERP and Integrated Business Management System - Feature Specification - Morise Holdings Limited.docx
+++ b/docx/23_Milling ERP and Integrated Business Management System - Feature Specification - Morise Holdings Limited.docx
@@ -2208,6 +2208,22 @@
         <w:t>Morise Research &amp; Consultancy Ltd — Seventh Subsidiary (Doc 25) (9 September 2026): see docx/25 for the new Morise Research &amp; Consultancy Ltd subsidiary (five field offices, twelve departments, six starter policies) and the RC-MIS feature specification restating the client's research-and-consultancy requirements (Implementation Status Update 99).</w:t>
       </w:r>
     </w:p>
+    <w:p>
+      <w:pPr>
+        <w:pStyle w:val="Heading2"/>
+      </w:pPr>
+      <w:r>
+        <w:t>Addendum (9 September 2026) — Services Catalogue for Morise Research &amp; Consultancy Ltd (Doc 25)</w:t>
+      </w:r>
+    </w:p>
+    <w:p>
+      <w:pPr>
+        <w:pStyle w:val="BodyText"/>
+      </w:pPr>
+      <w:r>
+        <w:t>Services Catalogue for Morise Research &amp; Consultancy Ltd (Doc 25) (9 September 2026): see docx/25 for the 23-service catalogue seeded for Morise Research &amp; Consultancy Ltd across six categories (research &amp; evaluation studies, field data collection, data management &amp; analysis, monitoring &amp; evaluation services, technical &amp; policy consultancy, training &amp; capacity building), reusing the same ensureService() catalogue pattern as Morise Collateral Management Ltd (Implementation Status Update 100).</w:t>
+      </w:r>
+    </w:p>
     <w:sectPr>
       <w:pgSz w:w="12240" w:h="15840"/>
       <w:pgMar w:top="1440" w:right="1800" w:bottom="1440" w:left="1800" w:header="720" w:footer="720" w:gutter="0"/>

--- a/docx/23_Milling ERP and Integrated Business Management System - Feature Specification - Morise Holdings Limited.docx
+++ b/docx/23_Milling ERP and Integrated Business Management System - Feature Specification - Morise Holdings Limited.docx
@@ -2224,6 +2224,22 @@
         <w:t>Services Catalogue for Morise Research &amp; Consultancy Ltd (Doc 25) (9 September 2026): see docx/25 for the 23-service catalogue seeded for Morise Research &amp; Consultancy Ltd across six categories (research &amp; evaluation studies, field data collection, data management &amp; analysis, monitoring &amp; evaluation services, technical &amp; policy consultancy, training &amp; capacity building), reusing the same ensureService() catalogue pattern as Morise Collateral Management Ltd (Implementation Status Update 100).</w:t>
       </w:r>
     </w:p>
+    <w:p>
+      <w:pPr>
+        <w:pStyle w:val="Heading2"/>
+      </w:pPr>
+      <w:r>
+        <w:t>Addendum (9 September 2026) — Dockerized Backend, Admin App and Customer Storefront</w:t>
+      </w:r>
+    </w:p>
+    <w:p>
+      <w:pPr>
+        <w:pStyle w:val="BodyText"/>
+      </w:pPr>
+      <w:r>
+        <w:t>Dockerized Backend, Admin App and Customer Storefront (9 September 2026): the MBMS backend, Admin app and Customer Storefront each gain a Dockerfile and a docker-compose.yml service (alongside the existing Postgres/Redis containers) — one command, `docker compose up -d --build`, now brings up the entire platform, including whichever subsidiary systems from this document are eventually built on it (Implementation Status Update 101).</w:t>
+      </w:r>
+    </w:p>
     <w:sectPr>
       <w:pgSz w:w="12240" w:h="15840"/>
       <w:pgMar w:top="1440" w:right="1800" w:bottom="1440" w:left="1800" w:header="720" w:footer="720" w:gutter="0"/>

--- a/docx/23_Milling ERP and Integrated Business Management System - Feature Specification - Morise Holdings Limited.docx
+++ b/docx/23_Milling ERP and Integrated Business Management System - Feature Specification - Morise Holdings Limited.docx
@@ -2240,6 +2240,22 @@
         <w:t>Dockerized Backend, Admin App and Customer Storefront (9 September 2026): the MBMS backend, Admin app and Customer Storefront each gain a Dockerfile and a docker-compose.yml service (alongside the existing Postgres/Redis containers) — one command, `docker compose up -d --build`, now brings up the entire platform, including whichever subsidiary systems from this document are eventually built on it (Implementation Status Update 101).</w:t>
       </w:r>
     </w:p>
+    <w:p>
+      <w:pPr>
+        <w:pStyle w:val="Heading2"/>
+      </w:pPr>
+      <w:r>
+        <w:t>Addendum (9 September 2026) — Storefront Language Set Scoped to 9 Official Languages</w:t>
+      </w:r>
+    </w:p>
+    <w:p>
+      <w:pPr>
+        <w:pStyle w:val="BodyText"/>
+      </w:pPr>
+      <w:r>
+        <w:t>Storefront Language Set Scoped to 9 Official Languages (9 September 2026): see mbms/README.md — the Customer Storefront's language picker is now scoped to exactly the 9 languages an administrator named (English, Kiswahili, Luganda, Arabic, German, French, Spanish, Italian, Portuguese), grouped Uganda — Official/Global, Uganda — Official/Africa, Uganda — Bantu, Africa, Europe, The Americas. Front-end only; no change to this document's subsidiary.</w:t>
+      </w:r>
+    </w:p>
     <w:sectPr>
       <w:pgSz w:w="12240" w:h="15840"/>
       <w:pgMar w:top="1440" w:right="1800" w:bottom="1440" w:left="1800" w:header="720" w:footer="720" w:gutter="0"/>

--- a/docx/23_Milling ERP and Integrated Business Management System - Feature Specification - Morise Holdings Limited.docx
+++ b/docx/23_Milling ERP and Integrated Business Management System - Feature Specification - Morise Holdings Limited.docx
@@ -2256,6 +2256,22 @@
         <w:t>Storefront Language Set Scoped to 9 Official Languages (9 September 2026): see mbms/README.md — the Customer Storefront's language picker is now scoped to exactly the 9 languages an administrator named (English, Kiswahili, Luganda, Arabic, German, French, Spanish, Italian, Portuguese), grouped Uganda — Official/Global, Uganda — Official/Africa, Uganda — Bantu, Africa, Europe, The Americas. Front-end only; no change to this document's subsidiary.</w:t>
       </w:r>
     </w:p>
+    <w:p>
+      <w:pPr>
+        <w:pStyle w:val="Heading2"/>
+      </w:pPr>
+      <w:r>
+        <w:t>Addendum (9 September 2026) — Every Non-English Official Language Reaches 100% Key Parity</w:t>
+      </w:r>
+    </w:p>
+    <w:p>
+      <w:pPr>
+        <w:pStyle w:val="BodyText"/>
+      </w:pPr>
+      <w:r>
+        <w:t>Every Non-English Official Language Reaches 100% Key Parity (9 September 2026): see mbms/README.md — all 8 non-English official languages now carry a complete, 528/528-key translation of the Customer Storefront (up from 87.5%), closing a gap left by the group-storefront and delivery-confirmation / Morise e-Stamp features added after the original translation passes. Front-end only; no change to this document's subsidiary.</w:t>
+      </w:r>
+    </w:p>
     <w:sectPr>
       <w:pgSz w:w="12240" w:h="15840"/>
       <w:pgMar w:top="1440" w:right="1800" w:bottom="1440" w:left="1800" w:header="720" w:footer="720" w:gutter="0"/>

--- a/docx/23_Milling ERP and Integrated Business Management System - Feature Specification - Morise Holdings Limited.docx
+++ b/docx/23_Milling ERP and Integrated Business Management System - Feature Specification - Morise Holdings Limited.docx
@@ -2272,6 +2272,22 @@
         <w:t>Every Non-English Official Language Reaches 100% Key Parity (9 September 2026): see mbms/README.md — all 8 non-English official languages now carry a complete, 528/528-key translation of the Customer Storefront (up from 87.5%), closing a gap left by the group-storefront and delivery-confirmation / Morise e-Stamp features added after the original translation passes. Front-end only; no change to this document's subsidiary.</w:t>
       </w:r>
     </w:p>
+    <w:p>
+      <w:pPr>
+        <w:pStyle w:val="Heading2"/>
+      </w:pPr>
+      <w:r>
+        <w:t>Addendum (9 September 2026) — Admin App and Customer Storefront Connected to Netlify</w:t>
+      </w:r>
+    </w:p>
+    <w:p>
+      <w:pPr>
+        <w:pStyle w:val="BodyText"/>
+      </w:pPr>
+      <w:r>
+        <w:t>Admin App and Customer Storefront Connected to Netlify (9 September 2026): see mbms/README.md — the Admin app and Customer Storefront are now each live on their own Netlify site (morise-admin.netlify.app, morise-storefront.netlify.app); the backend stays hosted separately. Front-end deployment only; no change to this document's subsidiary.</w:t>
+      </w:r>
+    </w:p>
     <w:sectPr>
       <w:pgSz w:w="12240" w:h="15840"/>
       <w:pgMar w:top="1440" w:right="1800" w:bottom="1440" w:left="1800" w:header="720" w:footer="720" w:gutter="0"/>

--- a/docx/23_Milling ERP and Integrated Business Management System - Feature Specification - Morise Holdings Limited.docx
+++ b/docx/23_Milling ERP and Integrated Business Management System - Feature Specification - Morise Holdings Limited.docx
@@ -2288,6 +2288,22 @@
         <w:t>Admin App and Customer Storefront Connected to Netlify (9 September 2026): see mbms/README.md — the Admin app and Customer Storefront are now each live on their own Netlify site (morise-admin.netlify.app, morise-storefront.netlify.app); the backend stays hosted separately. Front-end deployment only; no change to this document's subsidiary.</w:t>
       </w:r>
     </w:p>
+    <w:p>
+      <w:pPr>
+        <w:pStyle w:val="Heading2"/>
+      </w:pPr>
+      <w:r>
+        <w:t>Addendum (9 September 2026) — Promo Banner Wordings Now Change With the Storefront Language</w:t>
+      </w:r>
+    </w:p>
+    <w:p>
+      <w:pPr>
+        <w:pStyle w:val="BodyText"/>
+      </w:pPr>
+      <w:r>
+        <w:t>Promo Banner Wordings Now Change With the Storefront Language (9 September 2026): see mbms/README.md - all 3 seeded Morise Agro Ltd promo banners (heading, body, link label) now translate fully through the backend content glossary in all 9 official languages, closing a gap left since the banners were first written (Update 39). Backend content-data only; no change to this document's subsidiary.</w:t>
+      </w:r>
+    </w:p>
     <w:sectPr>
       <w:pgSz w:w="12240" w:h="15840"/>
       <w:pgMar w:top="1440" w:right="1800" w:bottom="1440" w:left="1800" w:header="720" w:footer="720" w:gutter="0"/>

--- a/docx/23_Milling ERP and Integrated Business Management System - Feature Specification - Morise Holdings Limited.docx
+++ b/docx/23_Milling ERP and Integrated Business Management System - Feature Specification - Morise Holdings Limited.docx
@@ -2304,6 +2304,22 @@
         <w:t>Promo Banner Wordings Now Change With the Storefront Language (9 September 2026): see mbms/README.md - all 3 seeded Morise Agro Ltd promo banners (heading, body, link label) now translate fully through the backend content glossary in all 9 official languages, closing a gap left since the banners were first written (Update 39). Backend content-data only; no change to this document's subsidiary.</w:t>
       </w:r>
     </w:p>
+    <w:p>
+      <w:pPr>
+        <w:pStyle w:val="Heading2"/>
+      </w:pPr>
+      <w:r>
+        <w:t>Addendum (9 September 2026) — SSL/TLS Certificates via Let's Encrypt</w:t>
+      </w:r>
+    </w:p>
+    <w:p>
+      <w:pPr>
+        <w:pStyle w:val="BodyText"/>
+      </w:pPr>
+      <w:r>
+        <w:t>SSL/TLS Certificates via Let's Encrypt (9 September 2026): see mbms/README.md - Netlify and Render already auto-provision and auto-renew Let's Encrypt certificates for every site they host; a new mbms/deploy/ directory adds an equivalent free, auto-renewing HTTPS path (nginx-proxy + certbot) for a self-hosted docker-compose deployment. Infrastructure only; no change to this document's subsidiary.</w:t>
+      </w:r>
+    </w:p>
     <w:sectPr>
       <w:pgSz w:w="12240" w:h="15840"/>
       <w:pgMar w:top="1440" w:right="1800" w:bottom="1440" w:left="1800" w:header="720" w:footer="720" w:gutter="0"/>
